--- a/SWE-540/Topic 5/Topic 5 Discussion 1.docx
+++ b/SWE-540/Topic 5/Topic 5 Discussion 1.docx
@@ -37,7 +37,19 @@
         <w:t>Respond to at least two other peers. Provide probing questions to other students’ submissions and additional suggestions. Should a posting already have several responses, move to one that does not. </w:t>
       </w:r>
     </w:p>
-    <w:p/>
+    <w:p>
+      <w:r>
+        <w:t>Hello Class,</w:t>
+      </w:r>
+    </w:p>
+    <w:p>
+      <w:pPr>
+        <w:ind w:firstLine="720"/>
+      </w:pPr>
+      <w:r>
+        <w:t xml:space="preserve">Last week, I successfully completed the logical system design, which involved defining the system’s architecture, data flow, and key functional components. With this foundation in place, I am now prepared to move forward to the next phase of the project. This week, my focus will shift to the beginning stages of the user interface (UI) designs. I plan to start by outlining the overall layout, navigation structure, and key screens, keeping usability and user experience at the forefront. Developing an intuitive and visually appealing UI is essential to ensure that end users can interact with the system efficiently and effectively. </w:t>
+      </w:r>
+    </w:p>
     <w:sectPr>
       <w:pgSz w:w="12240" w:h="15840"/>
       <w:pgMar w:top="1440" w:right="1440" w:bottom="1440" w:left="1440" w:header="720" w:footer="720" w:gutter="0"/>
